--- a/FUENTES/CONFORT TERMICO/Radiografía de variables críticas.docx
+++ b/FUENTES/CONFORT TERMICO/Radiografía de variables críticas.docx
@@ -6561,6 +6561,7 @@
                   <w:color w:val="0563C1"/>
                   <w:u w:val="single"/>
                   <w:sz w:val="21"/>
+                  <w:strike w:val="1"/>
                 </w:rPr>
                 <w:t>Chorrillos</w:t>
               </w:r>

--- a/FUENTES/CONFORT TERMICO/Radiografía de variables críticas.docx
+++ b/FUENTES/CONFORT TERMICO/Radiografía de variables críticas.docx
@@ -4091,6 +4091,7 @@
                   <w:color w:val="0563C1"/>
                   <w:u w:val="single"/>
                   <w:sz w:val="21"/>
+                  <w:strike w:val="1"/>
                 </w:rPr>
                 <w:t>Tiltil Huechún</w:t>
               </w:r>

--- a/FUENTES/CONFORT TERMICO/Radiografía de variables críticas.docx
+++ b/FUENTES/CONFORT TERMICO/Radiografía de variables críticas.docx
@@ -3961,6 +3961,7 @@
                   <w:color w:val="0563C1"/>
                   <w:u w:val="single"/>
                   <w:sz w:val="21"/>
+                  <w:strike w:val="1"/>
                 </w:rPr>
                 <w:t>Melipilla, San Diego</w:t>
               </w:r>

--- a/FUENTES/CONFORT TERMICO/Radiografía de variables críticas.docx
+++ b/FUENTES/CONFORT TERMICO/Radiografía de variables críticas.docx
@@ -2400,6 +2400,7 @@
                   <w:color w:val="0563C1"/>
                   <w:u w:val="single"/>
                   <w:sz w:val="21"/>
+                  <w:strike w:val="1"/>
                 </w:rPr>
                 <w:t>Curacaví Ad.</w:t>
               </w:r>

--- a/FUENTES/CONFORT TERMICO/Radiografía de variables críticas.docx
+++ b/FUENTES/CONFORT TERMICO/Radiografía de variables críticas.docx
@@ -2921,6 +2921,7 @@
                   <w:color w:val="0563C1"/>
                   <w:u w:val="single"/>
                   <w:sz w:val="21"/>
+                  <w:strike w:val="1"/>
                 </w:rPr>
                 <w:t>San Pedro de Melipilla</w:t>
               </w:r>
